--- a/CÔNG TY TNHH VENUS FURNISHER/Venus_ThayDoiDiaChi/Venus_NGHỊ QUYẾT HỘI ĐỒNG THÀNH VIÊN.docx
+++ b/CÔNG TY TNHH VENUS FURNISHER/Venus_ThayDoiDiaChi/Venus_NGHỊ QUYẾT HỘI ĐỒNG THÀNH VIÊN.docx
@@ -1,6 +1,6 @@
 
 <file path=word/document.xml><?xml version="1.0" encoding="utf-8"?>
-<w:document xmlns:wpc="http://schemas.microsoft.com/office/word/2010/wordprocessingCanvas" xmlns:cx="http://schemas.microsoft.com/office/drawing/2014/chartex" xmlns:cx1="http://schemas.microsoft.com/office/drawing/2015/9/8/chartex" xmlns:mc="http://schemas.openxmlformats.org/markup-compatibility/2006" xmlns:o="urn:schemas-microsoft-com:office:office" xmlns:r="http://schemas.openxmlformats.org/officeDocument/2006/relationships" xmlns:m="http://schemas.openxmlformats.org/officeDocument/2006/math" xmlns:v="urn:schemas-microsoft-com:vml" xmlns:wp14="http://schemas.microsoft.com/office/word/2010/wordprocessingDrawing" xmlns:wp="http://schemas.openxmlformats.org/drawingml/2006/wordprocessingDrawing" xmlns:w10="urn:schemas-microsoft-com:office:word" xmlns:w="http://schemas.openxmlformats.org/wordprocessingml/2006/main" xmlns:w14="http://schemas.microsoft.com/office/word/2010/wordml" xmlns:w15="http://schemas.microsoft.com/office/word/2012/wordml" xmlns:w16se="http://schemas.microsoft.com/office/word/2015/wordml/symex" xmlns:wpg="http://schemas.microsoft.com/office/word/2010/wordprocessingGroup" xmlns:wpi="http://schemas.microsoft.com/office/word/2010/wordprocessingInk" xmlns:wne="http://schemas.microsoft.com/office/word/2006/wordml" xmlns:wps="http://schemas.microsoft.com/office/word/2010/wordprocessingShape" mc:Ignorable="w14 w15 w16se wp14">
+<w:document xmlns:wpc="http://schemas.microsoft.com/office/word/2010/wordprocessingCanvas" xmlns:cx="http://schemas.microsoft.com/office/drawing/2014/chartex" xmlns:mc="http://schemas.openxmlformats.org/markup-compatibility/2006" xmlns:o="urn:schemas-microsoft-com:office:office" xmlns:r="http://schemas.openxmlformats.org/officeDocument/2006/relationships" xmlns:m="http://schemas.openxmlformats.org/officeDocument/2006/math" xmlns:v="urn:schemas-microsoft-com:vml" xmlns:wp14="http://schemas.microsoft.com/office/word/2010/wordprocessingDrawing" xmlns:wp="http://schemas.openxmlformats.org/drawingml/2006/wordprocessingDrawing" xmlns:w10="urn:schemas-microsoft-com:office:word" xmlns:w="http://schemas.openxmlformats.org/wordprocessingml/2006/main" xmlns:w14="http://schemas.microsoft.com/office/word/2010/wordml" xmlns:w15="http://schemas.microsoft.com/office/word/2012/wordml" xmlns:w16se="http://schemas.microsoft.com/office/word/2015/wordml/symex" xmlns:wpg="http://schemas.microsoft.com/office/word/2010/wordprocessingGroup" xmlns:wpi="http://schemas.microsoft.com/office/word/2010/wordprocessingInk" xmlns:wne="http://schemas.microsoft.com/office/word/2006/wordml" xmlns:wps="http://schemas.microsoft.com/office/word/2010/wordprocessingShape" mc:Ignorable="w14 w15 w16se wp14">
   <w:body>
     <w:tbl>
       <w:tblPr>
@@ -860,7 +860,25 @@
           <w:sz w:val="26"/>
           <w:szCs w:val="26"/>
         </w:rPr>
-        <w:t>Số 883/23 Lê Hồng Phong,Khu 07, Phường Thủ Dầu Một, TP Hồ Chí Minh, Việt Nam</w:t>
+        <w:t xml:space="preserve">Số 883/23 Lê Hồng </w:t>
+      </w:r>
+      <w:proofErr w:type="gramStart"/>
+      <w:r>
+        <w:rPr>
+          <w:rFonts w:ascii="Times New Roman" w:hAnsi="Times New Roman"/>
+          <w:sz w:val="26"/>
+          <w:szCs w:val="26"/>
+        </w:rPr>
+        <w:t>Phong,Khu</w:t>
+      </w:r>
+      <w:proofErr w:type="gramEnd"/>
+      <w:r>
+        <w:rPr>
+          <w:rFonts w:ascii="Times New Roman" w:hAnsi="Times New Roman"/>
+          <w:sz w:val="26"/>
+          <w:szCs w:val="26"/>
+        </w:rPr>
+        <w:t xml:space="preserve"> 07, Phường Thủ Dầu Một, TP Hồ Chí Minh, Việt Nam</w:t>
       </w:r>
     </w:p>
     <w:p>
@@ -905,6 +923,7 @@
         </w:rPr>
         <w:t xml:space="preserve"> </w:t>
       </w:r>
+      <w:bookmarkStart w:id="0" w:name="_GoBack"/>
       <w:r>
         <w:rPr>
           <w:rFonts w:ascii="Times New Roman" w:hAnsi="Times New Roman"/>
@@ -927,7 +946,24 @@
           <w:sz w:val="26"/>
           <w:szCs w:val="26"/>
         </w:rPr>
-        <w:t>ng, khu phố Chánh Lộc 6, phường Chánh Hiệp, thành phố Hồ Chí Minh</w:t>
+        <w:t xml:space="preserve">ng, khu phố Chánh </w:t>
+      </w:r>
+      <w:r>
+        <w:rPr>
+          <w:rFonts w:ascii="Times New Roman" w:hAnsi="Times New Roman"/>
+          <w:sz w:val="26"/>
+          <w:szCs w:val="26"/>
+        </w:rPr>
+        <w:t>Mỹ 2</w:t>
+      </w:r>
+      <w:bookmarkEnd w:id="0"/>
+      <w:r>
+        <w:rPr>
+          <w:rFonts w:ascii="Times New Roman" w:hAnsi="Times New Roman"/>
+          <w:sz w:val="26"/>
+          <w:szCs w:val="26"/>
+        </w:rPr>
+        <w:t>, phường Chánh Hiệp, thành phố Hồ Chí Minh</w:t>
       </w:r>
     </w:p>
     <w:p>
@@ -1221,8 +1257,6 @@
               </w:rPr>
               <w:t>.</w:t>
             </w:r>
-            <w:bookmarkStart w:id="0" w:name="_GoBack"/>
-            <w:bookmarkEnd w:id="0"/>
           </w:p>
         </w:tc>
         <w:tc>
@@ -1964,7 +1998,7 @@
 </file>
 
 <file path=word/numbering.xml><?xml version="1.0" encoding="utf-8"?>
-<w:numbering xmlns:wpc="http://schemas.microsoft.com/office/word/2010/wordprocessingCanvas" xmlns:cx="http://schemas.microsoft.com/office/drawing/2014/chartex" xmlns:cx1="http://schemas.microsoft.com/office/drawing/2015/9/8/chartex" xmlns:mc="http://schemas.openxmlformats.org/markup-compatibility/2006" xmlns:o="urn:schemas-microsoft-com:office:office" xmlns:r="http://schemas.openxmlformats.org/officeDocument/2006/relationships" xmlns:m="http://schemas.openxmlformats.org/officeDocument/2006/math" xmlns:v="urn:schemas-microsoft-com:vml" xmlns:wp14="http://schemas.microsoft.com/office/word/2010/wordprocessingDrawing" xmlns:wp="http://schemas.openxmlformats.org/drawingml/2006/wordprocessingDrawing" xmlns:w10="urn:schemas-microsoft-com:office:word" xmlns:w="http://schemas.openxmlformats.org/wordprocessingml/2006/main" xmlns:w14="http://schemas.microsoft.com/office/word/2010/wordml" xmlns:w15="http://schemas.microsoft.com/office/word/2012/wordml" xmlns:w16se="http://schemas.microsoft.com/office/word/2015/wordml/symex" xmlns:wpg="http://schemas.microsoft.com/office/word/2010/wordprocessingGroup" xmlns:wpi="http://schemas.microsoft.com/office/word/2010/wordprocessingInk" xmlns:wne="http://schemas.microsoft.com/office/word/2006/wordml" xmlns:wps="http://schemas.microsoft.com/office/word/2010/wordprocessingShape" mc:Ignorable="w14 w15 w16se wp14">
+<w:numbering xmlns:wpc="http://schemas.microsoft.com/office/word/2010/wordprocessingCanvas" xmlns:cx="http://schemas.microsoft.com/office/drawing/2014/chartex" xmlns:mc="http://schemas.openxmlformats.org/markup-compatibility/2006" xmlns:o="urn:schemas-microsoft-com:office:office" xmlns:r="http://schemas.openxmlformats.org/officeDocument/2006/relationships" xmlns:m="http://schemas.openxmlformats.org/officeDocument/2006/math" xmlns:v="urn:schemas-microsoft-com:vml" xmlns:wp14="http://schemas.microsoft.com/office/word/2010/wordprocessingDrawing" xmlns:wp="http://schemas.openxmlformats.org/drawingml/2006/wordprocessingDrawing" xmlns:w10="urn:schemas-microsoft-com:office:word" xmlns:w="http://schemas.openxmlformats.org/wordprocessingml/2006/main" xmlns:w14="http://schemas.microsoft.com/office/word/2010/wordml" xmlns:w15="http://schemas.microsoft.com/office/word/2012/wordml" xmlns:w16se="http://schemas.microsoft.com/office/word/2015/wordml/symex" xmlns:wpg="http://schemas.microsoft.com/office/word/2010/wordprocessingGroup" xmlns:wpi="http://schemas.microsoft.com/office/word/2010/wordprocessingInk" xmlns:wne="http://schemas.microsoft.com/office/word/2006/wordml" xmlns:wps="http://schemas.microsoft.com/office/word/2010/wordprocessingShape" mc:Ignorable="w14 w15 w16se wp14">
   <w:abstractNum w:abstractNumId="0" w15:restartNumberingAfterBreak="0">
     <w:nsid w:val="34EC7720"/>
     <w:multiLevelType w:val="hybridMultilevel"/>
@@ -3814,18 +3848,12 @@
 </file>
 
 <file path=customXml/item1.xml><?xml version="1.0" encoding="utf-8"?>
-<p:properties xmlns:p="http://schemas.microsoft.com/office/2006/metadata/properties" xmlns:xsi="http://www.w3.org/2001/XMLSchema-instance" xmlns:pc="http://schemas.microsoft.com/office/infopath/2007/PartnerControls">
-  <documentManagement>
-    <AlternateThumbnailUrl xmlns="http://schemas.microsoft.com/sharepoint/v3">
-      <Url xsi:nil="true"/>
-      <Description xsi:nil="true"/>
-    </AlternateThumbnailUrl>
-    <VideoThumbnail xmlns="4ae7861e-4bff-47fb-9754-a3da037d4eb5" xsi:nil="true"/>
-    <ImageCreateDate xmlns="http://schemas.microsoft.com/sharepoint/v3" xsi:nil="true"/>
-    <GetImgForVideo xmlns="4ae7861e-4bff-47fb-9754-a3da037d4eb5" xsi:nil="true"/>
-    <Description xmlns="http://schemas.microsoft.com/sharepoint/v3" xsi:nil="true"/>
-  </documentManagement>
-</p:properties>
+<?mso-contentType ?>
+<FormTemplates xmlns="http://schemas.microsoft.com/sharepoint/v3/contenttype/forms">
+  <Display>DocumentLibraryForm</Display>
+  <Edit>DocumentLibraryForm</Edit>
+  <New>DocumentLibraryForm</New>
+</FormTemplates>
 </file>
 
 <file path=customXml/item2.xml><?xml version="1.0" encoding="utf-8"?>
@@ -4017,21 +4045,24 @@
 </file>
 
 <file path=customXml/item3.xml><?xml version="1.0" encoding="utf-8"?>
-<?mso-contentType ?>
-<FormTemplates xmlns="http://schemas.microsoft.com/sharepoint/v3/contenttype/forms">
-  <Display>DocumentLibraryForm</Display>
-  <Edit>DocumentLibraryForm</Edit>
-  <New>DocumentLibraryForm</New>
-</FormTemplates>
+<p:properties xmlns:p="http://schemas.microsoft.com/office/2006/metadata/properties" xmlns:xsi="http://www.w3.org/2001/XMLSchema-instance" xmlns:pc="http://schemas.microsoft.com/office/infopath/2007/PartnerControls">
+  <documentManagement>
+    <AlternateThumbnailUrl xmlns="http://schemas.microsoft.com/sharepoint/v3">
+      <Url xsi:nil="true"/>
+      <Description xsi:nil="true"/>
+    </AlternateThumbnailUrl>
+    <VideoThumbnail xmlns="4ae7861e-4bff-47fb-9754-a3da037d4eb5" xsi:nil="true"/>
+    <ImageCreateDate xmlns="http://schemas.microsoft.com/sharepoint/v3" xsi:nil="true"/>
+    <GetImgForVideo xmlns="4ae7861e-4bff-47fb-9754-a3da037d4eb5" xsi:nil="true"/>
+    <Description xmlns="http://schemas.microsoft.com/sharepoint/v3" xsi:nil="true"/>
+  </documentManagement>
+</p:properties>
 </file>
 
 <file path=customXml/itemProps1.xml><?xml version="1.0" encoding="utf-8"?>
-<ds:datastoreItem xmlns:ds="http://schemas.openxmlformats.org/officeDocument/2006/customXml" ds:itemID="{DFBF5159-804B-4563-9B15-6A0468B25410}">
+<ds:datastoreItem xmlns:ds="http://schemas.openxmlformats.org/officeDocument/2006/customXml" ds:itemID="{AFD07A8A-035B-44B3-8740-60045F8E4C9F}">
   <ds:schemaRefs>
-    <ds:schemaRef ds:uri="http://schemas.microsoft.com/office/2006/metadata/properties"/>
-    <ds:schemaRef ds:uri="http://schemas.microsoft.com/office/infopath/2007/PartnerControls"/>
-    <ds:schemaRef ds:uri="http://schemas.microsoft.com/sharepoint/v3"/>
-    <ds:schemaRef ds:uri="4ae7861e-4bff-47fb-9754-a3da037d4eb5"/>
+    <ds:schemaRef ds:uri="http://schemas.microsoft.com/sharepoint/v3/contenttype/forms"/>
   </ds:schemaRefs>
 </ds:datastoreItem>
 </file>
@@ -4056,9 +4087,12 @@
 </file>
 
 <file path=customXml/itemProps3.xml><?xml version="1.0" encoding="utf-8"?>
-<ds:datastoreItem xmlns:ds="http://schemas.openxmlformats.org/officeDocument/2006/customXml" ds:itemID="{AFD07A8A-035B-44B3-8740-60045F8E4C9F}">
+<ds:datastoreItem xmlns:ds="http://schemas.openxmlformats.org/officeDocument/2006/customXml" ds:itemID="{DFBF5159-804B-4563-9B15-6A0468B25410}">
   <ds:schemaRefs>
-    <ds:schemaRef ds:uri="http://schemas.microsoft.com/sharepoint/v3/contenttype/forms"/>
+    <ds:schemaRef ds:uri="http://schemas.microsoft.com/office/2006/metadata/properties"/>
+    <ds:schemaRef ds:uri="http://schemas.microsoft.com/office/infopath/2007/PartnerControls"/>
+    <ds:schemaRef ds:uri="http://schemas.microsoft.com/sharepoint/v3"/>
+    <ds:schemaRef ds:uri="4ae7861e-4bff-47fb-9754-a3da037d4eb5"/>
   </ds:schemaRefs>
 </ds:datastoreItem>
 </file>